--- a/workspaces/instructivos/PROCEDIMIENTO_PAC3_SALDOS_A_FAVOR.docx
+++ b/workspaces/instructivos/PROCEDIMIENTO_PAC3_SALDOS_A_FAVOR.docx
@@ -9,9 +9,9 @@
       <w:r>
         <w:rPr>
           <w:b/>
-          <w:sz w:val="28"/>
+          <w:sz w:val="26"/>
         </w:rPr>
-        <w:t>PROTEG-RT / COBRANZA</w:t>
+        <w:t>PROTEG-RT MUTUALIDAD A.C.</w:t>
       </w:r>
     </w:p>
     <w:p>
@@ -31,7 +31,7 @@
         <w:jc w:val="center"/>
       </w:pPr>
       <w:r>
-        <w:t>─────────────────────────────────────────────────────────────────</w:t>
+        <w:t>────────────────────────────────────────────────────────────────────</w:t>
       </w:r>
     </w:p>
     <w:tbl>
@@ -58,14 +58,13 @@
                 <w:b/>
                 <w:sz w:val="18"/>
               </w:rPr>
-              <w:t xml:space="preserve">Código: </w:t>
+              <w:t xml:space="preserve">CLAVE: </w:t>
             </w:r>
             <w:r>
               <w:rPr>
-                <w:b/>
                 <w:sz w:val="18"/>
               </w:rPr>
-              <w:t>POE-CBZ-RT-PAC3-001</w:t>
+              <w:t>PAC3</w:t>
             </w:r>
           </w:p>
         </w:tc>
@@ -77,36 +76,13 @@
             <w:r/>
             <w:r>
               <w:rPr>
-                <w:b w:val="0"/>
+                <w:b/>
                 <w:sz w:val="18"/>
               </w:rPr>
-              <w:t xml:space="preserve">Versión: </w:t>
+              <w:t xml:space="preserve">FECHA: </w:t>
             </w:r>
             <w:r>
               <w:rPr>
-                <w:b w:val="0"/>
-                <w:sz w:val="18"/>
-              </w:rPr>
-              <w:t>1.0</w:t>
-            </w:r>
-          </w:p>
-        </w:tc>
-        <w:tc>
-          <w:tcPr>
-            <w:tcW w:type="dxa" w:w="2160"/>
-          </w:tcPr>
-          <w:p>
-            <w:r/>
-            <w:r>
-              <w:rPr>
-                <w:b w:val="0"/>
-                <w:sz w:val="18"/>
-              </w:rPr>
-              <w:t xml:space="preserve">Fecha de emisión: </w:t>
-            </w:r>
-            <w:r>
-              <w:rPr>
-                <w:b w:val="0"/>
                 <w:sz w:val="18"/>
               </w:rPr>
               <w:t>__/__/2026</w:t>
@@ -121,38 +97,13 @@
             <w:r/>
             <w:r>
               <w:rPr>
-                <w:b w:val="0"/>
+                <w:b/>
                 <w:sz w:val="18"/>
               </w:rPr>
-              <w:t xml:space="preserve">Vigencia: </w:t>
+              <w:t xml:space="preserve">DEPARTAMENTO: </w:t>
             </w:r>
             <w:r>
               <w:rPr>
-                <w:b w:val="0"/>
-                <w:sz w:val="18"/>
-              </w:rPr>
-              <w:t>A partir de fecha de emisión</w:t>
-            </w:r>
-          </w:p>
-        </w:tc>
-      </w:tr>
-      <w:tr>
-        <w:tc>
-          <w:tcPr>
-            <w:tcW w:type="dxa" w:w="2160"/>
-          </w:tcPr>
-          <w:p>
-            <w:r/>
-            <w:r>
-              <w:rPr>
-                <w:b w:val="0"/>
-                <w:sz w:val="18"/>
-              </w:rPr>
-              <w:t xml:space="preserve">Área: </w:t>
-            </w:r>
-            <w:r>
-              <w:rPr>
-                <w:b w:val="0"/>
                 <w:sz w:val="18"/>
               </w:rPr>
               <w:t>Cobranza</w:t>
@@ -167,61 +118,16 @@
             <w:r/>
             <w:r>
               <w:rPr>
-                <w:b w:val="0"/>
+                <w:b/>
                 <w:sz w:val="18"/>
               </w:rPr>
-              <w:t xml:space="preserve">Proceso: </w:t>
+              <w:t xml:space="preserve">REVISIÓN: </w:t>
             </w:r>
             <w:r>
               <w:rPr>
-                <w:b w:val="0"/>
                 <w:sz w:val="18"/>
               </w:rPr>
-              <w:t>Gestión de Cobranza</w:t>
-            </w:r>
-          </w:p>
-        </w:tc>
-        <w:tc>
-          <w:tcPr>
-            <w:tcW w:type="dxa" w:w="2160"/>
-          </w:tcPr>
-          <w:p>
-            <w:r/>
-            <w:r>
-              <w:rPr>
-                <w:b w:val="0"/>
-                <w:sz w:val="18"/>
-              </w:rPr>
-              <w:t xml:space="preserve">Elaboró: </w:t>
-            </w:r>
-            <w:r>
-              <w:rPr>
-                <w:b w:val="0"/>
-                <w:sz w:val="18"/>
-              </w:rPr>
-              <w:t>Gerencia de Cobranza</w:t>
-            </w:r>
-          </w:p>
-        </w:tc>
-        <w:tc>
-          <w:tcPr>
-            <w:tcW w:type="dxa" w:w="2160"/>
-          </w:tcPr>
-          <w:p>
-            <w:r/>
-            <w:r>
-              <w:rPr>
-                <w:b w:val="0"/>
-                <w:sz w:val="18"/>
-              </w:rPr>
-              <w:t xml:space="preserve">Revisó: </w:t>
-            </w:r>
-            <w:r>
-              <w:rPr>
-                <w:b w:val="0"/>
-                <w:sz w:val="18"/>
-              </w:rPr>
-              <w:t>Gerencia de Cobranza</w:t>
+              <w:t>00</w:t>
             </w:r>
           </w:p>
         </w:tc>
@@ -233,20 +139,6 @@
           </w:tcPr>
           <w:p>
             <w:r/>
-            <w:r>
-              <w:rPr>
-                <w:b w:val="0"/>
-                <w:sz w:val="18"/>
-              </w:rPr>
-              <w:t xml:space="preserve">Aprobó: </w:t>
-            </w:r>
-            <w:r>
-              <w:rPr>
-                <w:b w:val="0"/>
-                <w:sz w:val="18"/>
-              </w:rPr>
-              <w:t>Dirección General</w:t>
-            </w:r>
           </w:p>
         </w:tc>
         <w:tc>
@@ -255,18 +147,6 @@
           </w:tcPr>
           <w:p>
             <w:r/>
-            <w:r>
-              <w:rPr>
-                <w:b w:val="0"/>
-                <w:sz w:val="18"/>
-              </w:rPr>
-            </w:r>
-            <w:r>
-              <w:rPr>
-                <w:b w:val="0"/>
-                <w:sz w:val="18"/>
-              </w:rPr>
-            </w:r>
           </w:p>
         </w:tc>
         <w:tc>
@@ -275,18 +155,6 @@
           </w:tcPr>
           <w:p>
             <w:r/>
-            <w:r>
-              <w:rPr>
-                <w:b w:val="0"/>
-                <w:sz w:val="18"/>
-              </w:rPr>
-            </w:r>
-            <w:r>
-              <w:rPr>
-                <w:b w:val="0"/>
-                <w:sz w:val="18"/>
-              </w:rPr>
-            </w:r>
           </w:p>
         </w:tc>
         <w:tc>
@@ -295,25 +163,13 @@
           </w:tcPr>
           <w:p>
             <w:r/>
-            <w:r>
-              <w:rPr>
-                <w:b w:val="0"/>
-                <w:sz w:val="18"/>
-              </w:rPr>
-            </w:r>
-            <w:r>
-              <w:rPr>
-                <w:b w:val="0"/>
-                <w:sz w:val="18"/>
-              </w:rPr>
-            </w:r>
           </w:p>
         </w:tc>
       </w:tr>
     </w:tbl>
     <w:p>
       <w:r>
-        <w:t>─────────────────────────────────────────────────────────────────</w:t>
+        <w:t>────────────────────────────────────────────────────────────────────</w:t>
       </w:r>
     </w:p>
     <w:p/>
@@ -458,7 +314,7 @@
         <w:rPr>
           <w:sz w:val="20"/>
         </w:rPr>
-        <w:t>• Sistema PROTEG-RT (apartado: Gestión de Cobros → Registrar Saldo).</w:t>
+        <w:t>• Sistema PROTEG-RT (Gestión de Cobros → Registrar Saldo).</w:t>
       </w:r>
     </w:p>
     <w:p>
@@ -511,7 +367,7 @@
         <w:rPr>
           <w:sz w:val="20"/>
         </w:rPr>
-        <w:t>1) Abrir sistema PROTEG-RT → seleccionar 'Cobranza'.</w:t>
+        <w:t>1) Abrir sistema PROTEG-RT → 'Cobranza'.</w:t>
       </w:r>
     </w:p>
     <w:p>
@@ -566,40 +422,7 @@
         <w:rPr>
           <w:sz w:val="20"/>
         </w:rPr>
-        <w:t>6) Llenar datos en ventana 'Registrar saldo a favor':</w:t>
-      </w:r>
-    </w:p>
-    <w:p>
-      <w:pPr>
-        <w:pStyle w:val="ListBullet"/>
-      </w:pPr>
-      <w:r>
-        <w:rPr>
-          <w:sz w:val="20"/>
-        </w:rPr>
-        <w:t xml:space="preserve">   6.1) Monto (del saldo a favor)</w:t>
-      </w:r>
-    </w:p>
-    <w:p>
-      <w:pPr>
-        <w:pStyle w:val="ListBullet"/>
-      </w:pPr>
-      <w:r>
-        <w:rPr>
-          <w:sz w:val="20"/>
-        </w:rPr>
-        <w:t xml:space="preserve">   6.2) Número de recibo (correspondiente al # en que se registró el pago excedente)</w:t>
-      </w:r>
-    </w:p>
-    <w:p>
-      <w:pPr>
-        <w:pStyle w:val="ListBullet"/>
-      </w:pPr>
-      <w:r>
-        <w:rPr>
-          <w:sz w:val="20"/>
-        </w:rPr>
-        <w:t xml:space="preserve">   6.3) Notas (observaciones de por qué se generó el saldo y cómo fue pagado)</w:t>
+        <w:t>6) Llenar: Monto, Número de recibo, Notas.</w:t>
       </w:r>
     </w:p>
     <w:p>
@@ -637,7 +460,7 @@
         <w:rPr>
           <w:sz w:val="20"/>
         </w:rPr>
-        <w:t>1) Seleccionar 'Cobranza' → clic en 'Gestión de Cobros'.</w:t>
+        <w:t>1) 'Cobranza' → 'Gestión de Cobros'.</w:t>
       </w:r>
     </w:p>
     <w:p>
@@ -648,7 +471,7 @@
         <w:rPr>
           <w:sz w:val="20"/>
         </w:rPr>
-        <w:t>2) Ingresar el folio al cual se aplicará el saldo a favor.</w:t>
+        <w:t>2) Ingresar folio — si tiene saldo aparece: '💰 Saldo a favor disponible: $XXX'.</w:t>
       </w:r>
     </w:p>
     <w:p>
@@ -659,7 +482,7 @@
         <w:rPr>
           <w:sz w:val="20"/>
         </w:rPr>
-        <w:t>3) Buscar el folio — si el cliente tiene saldo, aparece: '💰 Saldo a favor disponible: $XXX'.</w:t>
+        <w:t>3) En tabla de pagos, seleccionar pago pendiente.</w:t>
       </w:r>
     </w:p>
     <w:p>
@@ -670,7 +493,7 @@
         <w:rPr>
           <w:sz w:val="20"/>
         </w:rPr>
-        <w:t>4) En la tabla de pagos, seleccionar el pago pendiente al que quieres aplicar el saldo.</w:t>
+        <w:t>4) Clic en '✅ Aplicar Saldo a Pago'.</w:t>
       </w:r>
     </w:p>
     <w:p>
@@ -681,7 +504,7 @@
         <w:rPr>
           <w:sz w:val="20"/>
         </w:rPr>
-        <w:t>5) Clic en '✅ Aplicar Saldo a Pago'.</w:t>
+        <w:t>5) Elegir saldo y modo: 'Pago completo' o 'Abono parcial'.</w:t>
       </w:r>
     </w:p>
     <w:p>
@@ -692,29 +515,7 @@
         <w:rPr>
           <w:sz w:val="20"/>
         </w:rPr>
-        <w:t>6) Elegir el saldo a usar de la tabla.</w:t>
-      </w:r>
-    </w:p>
-    <w:p>
-      <w:pPr>
-        <w:pStyle w:val="ListBullet"/>
-      </w:pPr>
-      <w:r>
-        <w:rPr>
-          <w:sz w:val="20"/>
-        </w:rPr>
-        <w:t>7) Seleccionar modo: 'Pago completo' o 'Abono parcial'.</w:t>
-      </w:r>
-    </w:p>
-    <w:p>
-      <w:pPr>
-        <w:pStyle w:val="ListBullet"/>
-      </w:pPr>
-      <w:r>
-        <w:rPr>
-          <w:sz w:val="20"/>
-        </w:rPr>
-        <w:t>8) Clic en '✅ Aplicar Saldo a Favor'.</w:t>
+        <w:t>6) Clic en '✅ Aplicar Saldo a Favor'.</w:t>
       </w:r>
     </w:p>
     <w:p>
@@ -734,7 +535,7 @@
         <w:rPr>
           <w:sz w:val="20"/>
         </w:rPr>
-        <w:t>• Cuando el cliente pague un monto mayor, se generan 2 recibos: uno por la aportación correcta y otro por la diferencia ('saldo a favor').</w:t>
+        <w:t>• Cuando el cliente pague de más, se hacen 2 recibos: aportación correcta + diferencia ('saldo a favor').</w:t>
       </w:r>
     </w:p>
     <w:p>
@@ -776,7 +577,7 @@
         <w:rPr>
           <w:sz w:val="20"/>
         </w:rPr>
-        <w:t>• Aplicación de saldo: en el momento que el cliente lo solicite o cuando tenga un pago pendiente.</w:t>
+        <w:t>• Aplicación: en el momento que el cliente lo solicite o cuando tenga pago pendiente.</w:t>
       </w:r>
     </w:p>
     <w:p>
@@ -787,7 +588,7 @@
         <w:rPr>
           <w:sz w:val="20"/>
         </w:rPr>
-        <w:t>• Discrepancias atendidas en máximo 48 horas hábiles.</w:t>
+        <w:t>• Discrepancias: máximo 48 horas hábiles.</w:t>
       </w:r>
     </w:p>
     <w:p>
